--- a/tlac/menu-svadba-menovky.docx
+++ b/tlac/menu-svadba-menovky.docx
@@ -63,7 +63,7 @@
                           <w:p>
                             <w:pPr>
                               <w:spacing w:line="276" w:lineRule="auto"/>
-                              <w:ind w:left="7920"/>
+                              <w:ind w:left="6480"/>
                               <w:rPr>
                                 <w:rFonts w:ascii="Courier New" w:hAnsi="Courier New" w:cs="Courier New"/>
                                 <w:sz w:val="36"/>
@@ -76,7 +76,7 @@
                                 <w:sz w:val="36"/>
                                 <w:szCs w:val="36"/>
                               </w:rPr>
-                              <w:t>KAĽAVSKÁ</w:t>
+                              <w:t>LISOVSZKI RIGÓ</w:t>
                             </w:r>
                             <w:r>
                               <w:rPr>
@@ -92,7 +92,7 @@
                                 <w:sz w:val="21"/>
                                 <w:szCs w:val="21"/>
                               </w:rPr>
-                              <w:t>MÁRIA</w:t>
+                              <w:t>ILDIKÓ</w:t>
                             </w:r>
                           </w:p>
                         </w:txbxContent>
@@ -133,7 +133,7 @@
                     <w:p>
                       <w:pPr>
                         <w:spacing w:line="276" w:lineRule="auto"/>
-                        <w:ind w:left="7920"/>
+                        <w:ind w:left="6480"/>
                         <w:rPr>
                           <w:rFonts w:ascii="Courier New" w:hAnsi="Courier New" w:cs="Courier New"/>
                           <w:sz w:val="36"/>
@@ -146,7 +146,7 @@
                           <w:sz w:val="36"/>
                           <w:szCs w:val="36"/>
                         </w:rPr>
-                        <w:t>KAĽAVSKÁ</w:t>
+                        <w:t>LISOVSZKI RIGÓ</w:t>
                       </w:r>
                       <w:r>
                         <w:rPr>
@@ -162,7 +162,7 @@
                           <w:sz w:val="21"/>
                           <w:szCs w:val="21"/>
                         </w:rPr>
-                        <w:t>MÁRIA</w:t>
+                        <w:t>ILDIKÓ</w:t>
                       </w:r>
                     </w:p>
                   </w:txbxContent>
@@ -227,7 +227,7 @@
                           <w:p>
                             <w:pPr>
                               <w:spacing w:line="276" w:lineRule="auto"/>
-                              <w:ind w:left="7920"/>
+                              <w:ind w:left="6480"/>
                               <w:rPr>
                                 <w:rFonts w:ascii="Courier New" w:hAnsi="Courier New" w:cs="Courier New"/>
                                 <w:sz w:val="36"/>
@@ -240,7 +240,7 @@
                                 <w:sz w:val="36"/>
                                 <w:szCs w:val="36"/>
                               </w:rPr>
-                              <w:t>BEDNARČÍKOVÁ</w:t>
+                              <w:t>KRSTNÝ OTEC</w:t>
                             </w:r>
                             <w:r>
                               <w:rPr>
@@ -256,7 +256,7 @@
                                 <w:sz w:val="21"/>
                                 <w:szCs w:val="21"/>
                               </w:rPr>
-                              <w:t>MÁRIA</w:t>
+                              <w:t>PETER</w:t>
                             </w:r>
                           </w:p>
                         </w:txbxContent>
@@ -293,7 +293,7 @@
                     <w:p>
                       <w:pPr>
                         <w:spacing w:line="276" w:lineRule="auto"/>
-                        <w:ind w:left="7920"/>
+                        <w:ind w:left="6480"/>
                         <w:rPr>
                           <w:rFonts w:ascii="Courier New" w:hAnsi="Courier New" w:cs="Courier New"/>
                           <w:sz w:val="36"/>
@@ -306,7 +306,7 @@
                           <w:sz w:val="36"/>
                           <w:szCs w:val="36"/>
                         </w:rPr>
-                        <w:t>BEDNARČÍKOVÁ</w:t>
+                        <w:t>KRSTNÝ OTEC</w:t>
                       </w:r>
                       <w:r>
                         <w:rPr>
@@ -322,7 +322,7 @@
                           <w:sz w:val="21"/>
                           <w:szCs w:val="21"/>
                         </w:rPr>
-                        <w:t>MÁRIA</w:t>
+                        <w:t>PETER</w:t>
                       </w:r>
                     </w:p>
                   </w:txbxContent>
@@ -387,7 +387,7 @@
                           <w:p>
                             <w:pPr>
                               <w:spacing w:line="276" w:lineRule="auto"/>
-                              <w:ind w:left="7920"/>
+                              <w:ind w:left="6480"/>
                               <w:rPr>
                                 <w:rFonts w:ascii="Courier New" w:hAnsi="Courier New" w:cs="Courier New"/>
                                 <w:sz w:val="36"/>
@@ -400,7 +400,7 @@
                                 <w:sz w:val="36"/>
                                 <w:szCs w:val="36"/>
                               </w:rPr>
-                              <w:t>HOVANEC</w:t>
+                              <w:t>SVADOBNÁ MAMKA</w:t>
                             </w:r>
                             <w:r>
                               <w:rPr>
@@ -416,8 +416,30 @@
                                 <w:sz w:val="21"/>
                                 <w:szCs w:val="21"/>
                               </w:rPr>
-                              <w:t>MILAN</w:t>
+                              <w:t>DANIELA</w:t>
                             </w:r>
+                          </w:p>
+                          <w:p>
+                            <w:pPr>
+                              <w:spacing w:line="276" w:lineRule="auto"/>
+                              <w:ind w:left="7920"/>
+                              <w:rPr>
+                                <w:rFonts w:ascii="Courier New" w:hAnsi="Courier New" w:cs="Courier New"/>
+                                <w:sz w:val="36"/>
+                                <w:szCs w:val="36"/>
+                              </w:rPr>
+                            </w:pPr>
+                          </w:p>
+                          <w:p>
+                            <w:pPr>
+                              <w:spacing w:line="276" w:lineRule="auto"/>
+                              <w:ind w:left="7920"/>
+                              <w:rPr>
+                                <w:rFonts w:ascii="Courier New" w:hAnsi="Courier New" w:cs="Courier New"/>
+                                <w:sz w:val="36"/>
+                                <w:szCs w:val="36"/>
+                              </w:rPr>
+                            </w:pPr>
                           </w:p>
                           <w:p>
                             <w:pPr>
@@ -475,7 +497,7 @@
                     <w:p>
                       <w:pPr>
                         <w:spacing w:line="276" w:lineRule="auto"/>
-                        <w:ind w:left="7920"/>
+                        <w:ind w:left="6480"/>
                         <w:rPr>
                           <w:rFonts w:ascii="Courier New" w:hAnsi="Courier New" w:cs="Courier New"/>
                           <w:sz w:val="36"/>
@@ -488,7 +510,7 @@
                           <w:sz w:val="36"/>
                           <w:szCs w:val="36"/>
                         </w:rPr>
-                        <w:t>HOVANEC</w:t>
+                        <w:t>SVADOBNÁ MAMKA</w:t>
                       </w:r>
                       <w:r>
                         <w:rPr>
@@ -504,8 +526,30 @@
                           <w:sz w:val="21"/>
                           <w:szCs w:val="21"/>
                         </w:rPr>
-                        <w:t>MILAN</w:t>
+                        <w:t>DANIELA</w:t>
                       </w:r>
+                    </w:p>
+                    <w:p>
+                      <w:pPr>
+                        <w:spacing w:line="276" w:lineRule="auto"/>
+                        <w:ind w:left="7920"/>
+                        <w:rPr>
+                          <w:rFonts w:ascii="Courier New" w:hAnsi="Courier New" w:cs="Courier New"/>
+                          <w:sz w:val="36"/>
+                          <w:szCs w:val="36"/>
+                        </w:rPr>
+                      </w:pPr>
+                    </w:p>
+                    <w:p>
+                      <w:pPr>
+                        <w:spacing w:line="276" w:lineRule="auto"/>
+                        <w:ind w:left="7920"/>
+                        <w:rPr>
+                          <w:rFonts w:ascii="Courier New" w:hAnsi="Courier New" w:cs="Courier New"/>
+                          <w:sz w:val="36"/>
+                          <w:szCs w:val="36"/>
+                        </w:rPr>
+                      </w:pPr>
                     </w:p>
                     <w:p>
                       <w:pPr>
@@ -591,7 +635,7 @@
                           <w:p>
                             <w:pPr>
                               <w:spacing w:line="276" w:lineRule="auto"/>
-                              <w:ind w:left="7920"/>
+                              <w:ind w:left="6480"/>
                               <w:rPr>
                                 <w:rFonts w:ascii="Courier New" w:hAnsi="Courier New" w:cs="Courier New"/>
                                 <w:sz w:val="36"/>
@@ -604,15 +648,7 @@
                                 <w:sz w:val="36"/>
                                 <w:szCs w:val="36"/>
                               </w:rPr>
-                              <w:t>H</w:t>
-                            </w:r>
-                            <w:r>
-                              <w:rPr>
-                                <w:rFonts w:ascii="Courier New" w:hAnsi="Courier New" w:cs="Courier New"/>
-                                <w:sz w:val="36"/>
-                                <w:szCs w:val="36"/>
-                              </w:rPr>
-                              <w:t>OVANCOVÁ</w:t>
+                              <w:t>SVADOBNÝ OCKO</w:t>
                             </w:r>
                             <w:r>
                               <w:rPr>
@@ -628,7 +664,7 @@
                                 <w:sz w:val="21"/>
                                 <w:szCs w:val="21"/>
                               </w:rPr>
-                              <w:t>MÁRIA</w:t>
+                              <w:t>MARIÁN</w:t>
                             </w:r>
                           </w:p>
                           <w:p>
@@ -698,7 +734,7 @@
                     <w:p>
                       <w:pPr>
                         <w:spacing w:line="276" w:lineRule="auto"/>
-                        <w:ind w:left="7920"/>
+                        <w:ind w:left="6480"/>
                         <w:rPr>
                           <w:rFonts w:ascii="Courier New" w:hAnsi="Courier New" w:cs="Courier New"/>
                           <w:sz w:val="36"/>
@@ -711,15 +747,7 @@
                           <w:sz w:val="36"/>
                           <w:szCs w:val="36"/>
                         </w:rPr>
-                        <w:t>H</w:t>
-                      </w:r>
-                      <w:r>
-                        <w:rPr>
-                          <w:rFonts w:ascii="Courier New" w:hAnsi="Courier New" w:cs="Courier New"/>
-                          <w:sz w:val="36"/>
-                          <w:szCs w:val="36"/>
-                        </w:rPr>
-                        <w:t>OVANCOVÁ</w:t>
+                        <w:t>SVADOBNÝ OCKO</w:t>
                       </w:r>
                       <w:r>
                         <w:rPr>
@@ -735,7 +763,7 @@
                           <w:sz w:val="21"/>
                           <w:szCs w:val="21"/>
                         </w:rPr>
-                        <w:t>MÁRIA</w:t>
+                        <w:t>MARIÁN</w:t>
                       </w:r>
                     </w:p>
                     <w:p>
@@ -833,7 +861,7 @@
                           <w:p>
                             <w:pPr>
                               <w:spacing w:line="276" w:lineRule="auto"/>
-                              <w:ind w:left="7920"/>
+                              <w:ind w:left="6480"/>
                               <w:rPr>
                                 <w:rFonts w:ascii="Courier New" w:hAnsi="Courier New" w:cs="Courier New"/>
                                 <w:sz w:val="36"/>
@@ -846,7 +874,7 @@
                                 <w:sz w:val="36"/>
                                 <w:szCs w:val="36"/>
                               </w:rPr>
-                              <w:t>HABORÁK</w:t>
+                              <w:t>SVADOBNÁ MAMKA</w:t>
                             </w:r>
                             <w:r>
                               <w:rPr>
@@ -862,7 +890,7 @@
                                 <w:sz w:val="21"/>
                                 <w:szCs w:val="21"/>
                               </w:rPr>
-                              <w:t>LUKÁŠ</w:t>
+                              <w:t>KATKA</w:t>
                             </w:r>
                           </w:p>
                           <w:p>
@@ -932,7 +960,7 @@
                     <w:p>
                       <w:pPr>
                         <w:spacing w:line="276" w:lineRule="auto"/>
-                        <w:ind w:left="7920"/>
+                        <w:ind w:left="6480"/>
                         <w:rPr>
                           <w:rFonts w:ascii="Courier New" w:hAnsi="Courier New" w:cs="Courier New"/>
                           <w:sz w:val="36"/>
@@ -945,7 +973,7 @@
                           <w:sz w:val="36"/>
                           <w:szCs w:val="36"/>
                         </w:rPr>
-                        <w:t>HABORÁK</w:t>
+                        <w:t>SVADOBNÁ MAMKA</w:t>
                       </w:r>
                       <w:r>
                         <w:rPr>
@@ -961,7 +989,7 @@
                           <w:sz w:val="21"/>
                           <w:szCs w:val="21"/>
                         </w:rPr>
-                        <w:t>LUKÁŠ</w:t>
+                        <w:t>KATKA</w:t>
                       </w:r>
                     </w:p>
                     <w:p>
@@ -1059,7 +1087,7 @@
                           <w:p>
                             <w:pPr>
                               <w:spacing w:line="276" w:lineRule="auto"/>
-                              <w:ind w:left="7920"/>
+                              <w:ind w:left="6480"/>
                               <w:rPr>
                                 <w:rFonts w:ascii="Courier New" w:hAnsi="Courier New" w:cs="Courier New"/>
                                 <w:sz w:val="36"/>
@@ -1072,7 +1100,7 @@
                                 <w:sz w:val="36"/>
                                 <w:szCs w:val="36"/>
                               </w:rPr>
-                              <w:t>HABORÁK</w:t>
+                              <w:t>SVADOBNÝ OCKO</w:t>
                             </w:r>
                             <w:r>
                               <w:rPr>
@@ -1088,7 +1116,7 @@
                                 <w:sz w:val="21"/>
                                 <w:szCs w:val="21"/>
                               </w:rPr>
-                              <w:t>TOMÁŠ</w:t>
+                              <w:t>ŠTEFAN</w:t>
                             </w:r>
                           </w:p>
                           <w:p>
@@ -1147,7 +1175,7 @@
                     <w:p>
                       <w:pPr>
                         <w:spacing w:line="276" w:lineRule="auto"/>
-                        <w:ind w:left="7920"/>
+                        <w:ind w:left="6480"/>
                         <w:rPr>
                           <w:rFonts w:ascii="Courier New" w:hAnsi="Courier New" w:cs="Courier New"/>
                           <w:sz w:val="36"/>
@@ -1160,7 +1188,7 @@
                           <w:sz w:val="36"/>
                           <w:szCs w:val="36"/>
                         </w:rPr>
-                        <w:t>HABORÁK</w:t>
+                        <w:t>SVADOBNÝ OCKO</w:t>
                       </w:r>
                       <w:r>
                         <w:rPr>
@@ -1176,7 +1204,7 @@
                           <w:sz w:val="21"/>
                           <w:szCs w:val="21"/>
                         </w:rPr>
-                        <w:t>TOMÁŠ</w:t>
+                        <w:t>ŠTEFAN</w:t>
                       </w:r>
                     </w:p>
                     <w:p>
@@ -1276,7 +1304,7 @@
                                 <w:sz w:val="36"/>
                                 <w:szCs w:val="36"/>
                               </w:rPr>
-                              <w:t>HABORÁKOVÁ</w:t>
+                              <w:t>SÝKORA</w:t>
                             </w:r>
                             <w:r>
                               <w:rPr>
@@ -1292,7 +1320,7 @@
                                 <w:sz w:val="21"/>
                                 <w:szCs w:val="21"/>
                               </w:rPr>
-                              <w:t>VERONIKA</w:t>
+                              <w:t>JÁN</w:t>
                             </w:r>
                           </w:p>
                           <w:p>
@@ -1364,7 +1392,7 @@
                           <w:sz w:val="36"/>
                           <w:szCs w:val="36"/>
                         </w:rPr>
-                        <w:t>HABORÁKOVÁ</w:t>
+                        <w:t>SÝKORA</w:t>
                       </w:r>
                       <w:r>
                         <w:rPr>
@@ -1380,7 +1408,7 @@
                           <w:sz w:val="21"/>
                           <w:szCs w:val="21"/>
                         </w:rPr>
-                        <w:t>VERONIKA</w:t>
+                        <w:t>JÁN</w:t>
                       </w:r>
                     </w:p>
                     <w:p>
@@ -1467,7 +1495,7 @@
                           <w:p>
                             <w:pPr>
                               <w:spacing w:line="276" w:lineRule="auto"/>
-                              <w:ind w:left="7920"/>
+                              <w:ind w:left="7200"/>
                               <w:rPr>
                                 <w:rFonts w:ascii="Courier New" w:hAnsi="Courier New" w:cs="Courier New"/>
                                 <w:sz w:val="36"/>
@@ -1480,7 +1508,7 @@
                                 <w:sz w:val="36"/>
                                 <w:szCs w:val="36"/>
                               </w:rPr>
-                              <w:t>HABORÁKOVÁ</w:t>
+                              <w:t>KACVINSKÝ</w:t>
                             </w:r>
                             <w:r>
                               <w:rPr>
@@ -1496,7 +1524,7 @@
                                 <w:sz w:val="21"/>
                                 <w:szCs w:val="21"/>
                               </w:rPr>
-                              <w:t>JANKA</w:t>
+                              <w:t>MATÚŠ</w:t>
                             </w:r>
                           </w:p>
                           <w:p>
@@ -1544,7 +1572,7 @@
                     <w:p>
                       <w:pPr>
                         <w:spacing w:line="276" w:lineRule="auto"/>
-                        <w:ind w:left="7920"/>
+                        <w:ind w:left="7200"/>
                         <w:rPr>
                           <w:rFonts w:ascii="Courier New" w:hAnsi="Courier New" w:cs="Courier New"/>
                           <w:sz w:val="36"/>
@@ -1557,7 +1585,7 @@
                           <w:sz w:val="36"/>
                           <w:szCs w:val="36"/>
                         </w:rPr>
-                        <w:t>HABORÁKOVÁ</w:t>
+                        <w:t>KACVINSKÝ</w:t>
                       </w:r>
                       <w:r>
                         <w:rPr>
@@ -1573,7 +1601,7 @@
                           <w:sz w:val="21"/>
                           <w:szCs w:val="21"/>
                         </w:rPr>
-                        <w:t>JANKA</w:t>
+                        <w:t>MATÚŠ</w:t>
                       </w:r>
                     </w:p>
                     <w:p>
@@ -1662,7 +1690,7 @@
                                 <w:sz w:val="36"/>
                                 <w:szCs w:val="36"/>
                               </w:rPr>
-                              <w:t>BEDNARČÍK JR.</w:t>
+                              <w:t>BELUŠOVÁ</w:t>
                             </w:r>
                             <w:r>
                               <w:rPr>
@@ -1678,7 +1706,7 @@
                                 <w:sz w:val="21"/>
                                 <w:szCs w:val="21"/>
                               </w:rPr>
-                              <w:t>PETER</w:t>
+                              <w:t>VIERKA</w:t>
                             </w:r>
                           </w:p>
                         </w:txbxContent>
@@ -1728,7 +1756,7 @@
                           <w:sz w:val="36"/>
                           <w:szCs w:val="36"/>
                         </w:rPr>
-                        <w:t>BEDNARČÍK JR.</w:t>
+                        <w:t>BELUŠOVÁ</w:t>
                       </w:r>
                       <w:r>
                         <w:rPr>
@@ -1744,7 +1772,7 @@
                           <w:sz w:val="21"/>
                           <w:szCs w:val="21"/>
                         </w:rPr>
-                        <w:t>PETER</w:t>
+                        <w:t>VIERKA</w:t>
                       </w:r>
                     </w:p>
                   </w:txbxContent>
